--- a/paper/word/TAMES_AI_cover_letter_and_response.docx
+++ b/paper/word/TAMES_AI_cover_letter_and_response.docx
@@ -414,7 +414,7 @@
               <w:rPr>
                 <w:sz w:val="18"/>
               </w:rPr>
-              <w:t xml:space="preserve">Section 3.2 states the official TN3K fold-0 split (train 2,303 / validation 576) and the official test set (614), fixed by the dataset authors; the split is image-level because TN3K has no patient identifiers, which is stated as a limitation (6). Every tuning decision (α, β, γ, λ, τ, learner hyperparameters, threshold t*) is made on the validation partition only; the test partition is scored once after all choices are frozen (3.2, 3.8, 3.10). One backbone per seed produces all embeddings so that all rows share one embedding space (3.6). Grids and selected values are in Supplementary Table S2. Comparators with the same tuning budget are defined in 3.12: image-only CNN (same ResNet-18), descriptor-only XGBoost, CNN + XGBoost late fusion, and each base learner alone (a TI-RADS-alone baseline is impossible on TN3K, which has no TI-RADS category). Five seeds are run; the statistical analysis plan was fixed before testing (3.12, 3.13); seed-level results are in Supplementary Table S3. Code, configuration and the exact commands are released at [[repository URL, commit]].</w:t>
+              <w:t xml:space="preserve">Section 3.2 states the official TN3K fold-0 split (train 2,303 / validation 576) and the official test set (614), fixed by the dataset authors; the split is image-level because TN3K has no patient identifiers, which is stated as a limitation (6). Every tuning decision (α, β, γ, λ, τ, learner hyperparameters, threshold t*) is made on the validation partition only; the test partition is scored once after all choices are frozen (3.2, 3.8, 3.10). One backbone per seed produces all embeddings so that all rows share one embedding space (3.6). Grids and selected values are in Supplementary Table S2. Comparators with the same tuning budget are defined in 3.12: image-only CNN (same ResNet-18), descriptor-only XGBoost, CNN + XGBoost late fusion, and each base learner alone (a TI-RADS-alone baseline is impossible on TN3K, which has no TI-RADS category). Five seeds are run; the statistical analysis plan was fixed before testing (3.12, 3.13); seed-level results are in Supplementary Table S3. Code, configuration and the exact commands are released at https://github.com/Mrkomiljon/tames-ai (commit 4a863f5).</w:t>
             </w:r>
           </w:p>
         </w:tc>
